--- a/docs/request_welfare_meals_hoto.docx
+++ b/docs/request_welfare_meals_hoto.docx
@@ -71,7 +71,27 @@
                 <w:sz w:val="24"/>
                 <w:szCs w:val="24"/>
               </w:rPr>
-              <w:t>REQUEST FOR EUTM RCA</w:t>
+              <w:t>REQUEST FOR EUM</w:t>
+            </w:r>
+            <w:r>
+              <w:rPr>
+                <w:rFonts w:ascii="Arial Narrow" w:eastAsia="Times New Roman" w:hAnsi="Arial Narrow" w:cs="Arial"/>
+                <w:b/>
+                <w:bCs/>
+                <w:sz w:val="24"/>
+                <w:szCs w:val="24"/>
+              </w:rPr>
+              <w:t>AM</w:t>
+            </w:r>
+            <w:r>
+              <w:rPr>
+                <w:rFonts w:ascii="Arial Narrow" w:eastAsia="Times New Roman" w:hAnsi="Arial Narrow" w:cs="Arial"/>
+                <w:b/>
+                <w:bCs/>
+                <w:sz w:val="24"/>
+                <w:szCs w:val="24"/>
+              </w:rPr>
+              <w:t xml:space="preserve"> RCA</w:t>
             </w:r>
           </w:p>
         </w:tc>
@@ -5376,6 +5396,7 @@
   <w:style w:type="character" w:default="1" w:styleId="Tipodeletrapredefinidodopargrafo">
     <w:name w:val="Default Paragraph Font"/>
     <w:uiPriority w:val="1"/>
+    <w:semiHidden/>
     <w:unhideWhenUsed/>
   </w:style>
   <w:style w:type="table" w:default="1" w:styleId="Tabelanormal">
